--- a/data/human_paras/human_para_4.docx
+++ b/data/human_paras/human_para_4.docx
@@ -4,7 +4,7 @@
   <w:body>
     <w:p>
       <w:r>
-        <w:t>I get this sensation of relief as I exit the cockpit to welcome my newest contentious, politically incorrect customer. He grins and extends a solid handshake to meet me. We begin conversing, and he explains that he never intended to run for the presidency; it was more for fun, but Mrs. Clinton did not visit Wisconsin, and therefore he will have to stay until he gets better employment. We all began to laugh. This gentleman is amusing. We discuss our family and our hometown of New York. He is a devoted family man.</w:t>
+        <w:t>As the lead pilot of Air Force One, I had several encounters with the most wealthy and prominent people in the world. Most people, I'm sure, get the impression that the president of the USA is a snooty, hostile person. I had the same impression until I met and engaged with several of them in person. In particular, Trump. When I first learned that Trump had won the election, I began to caricature him. I could see that he wasn't your average president. He was a wealthy and ambitious politician and the incoming president of the United States. He had it all, including fortune and celebrity. There was a lot of it. This was the mental image I had created.</w:t>
       </w:r>
     </w:p>
     <w:sectPr>
